--- a/Population Statistics_Obligatorisk.docx
+++ b/Population Statistics_Obligatorisk.docx
@@ -228,7 +228,6 @@
         <w:t xml:space="preserve"> bruges til at sikre kvaliteten af projektet. Projektet indeholder tests med pytest, og der er opsat værktøjer som Ruff og Pyright til kodeanalyse og type checking.</w:t>
       </w:r>
     </w:p>
-    <w:p/>
     <w:p>
       <w:r>
         <w:rPr>
@@ -285,7 +284,7 @@
       <w:rPr>
         <w:lang w:val="da-DK"/>
       </w:rPr>
-      <w:t>Peyton Theresa Hunter Albrektsen – peal0001@stud.ek.dk</w:t>
+      <w:t>Peyton Theresa Hunter Albrektsen – peal0001@stud.</w:t>
     </w:r>
   </w:p>
 </w:ftr>
